--- a/files/4-otvety-na-chastye-voprosy.docx
+++ b/files/4-otvety-na-chastye-voprosy.docx
@@ -32,7 +32,29 @@
     </w:p>
     <w:p>
       <w:r>
-        <w:t>Обычно запуск занимает [N дней] с момента получения доступов и оплаты. Первые результаты видно через [N дней].</w:t>
+        <w:t>Обычно проект занимает [N дней] с момента получения доступов и оплаты. Первый рабочий результат вы увидите уже через [N дней].</w:t>
+      </w:r>
+    </w:p>
+    <w:p/>
+    <w:p>
+      <w:r>
+        <w:t>НУЖНО ЛИ МНЕ РАЗБИРАТЬСЯ В НЕЙРОСЕТЯХ?</w:t>
+      </w:r>
+    </w:p>
+    <w:p>
+      <w:r>
+        <w:t>Нет. Я настраиваю всё сама и записываю короткую инструкцию, как этим пользоваться. Достаточно уметь пользоваться мессенджером или таблицей.</w:t>
+      </w:r>
+    </w:p>
+    <w:p/>
+    <w:p>
+      <w:r>
+        <w:t>БЕЗОПАСНО ЛИ ОТДАВАТЬ ДАННЫЕ НЕЙРОСЕТЯМ?</w:t>
+      </w:r>
+    </w:p>
+    <w:p>
+      <w:r>
+        <w:t>Чувствительные данные (персональные, финансовые) я в сервисы не загружаю. Заранее договариваемся, что можно использовать, и работаем с обезличенными данными.</w:t>
       </w:r>
     </w:p>
     <w:p/>
@@ -43,7 +65,7 @@
     </w:p>
     <w:p>
       <w:r>
-        <w:t>Гарантировать конкретное число заявок честно нельзя: результат зависит и от рекламы, и от продукта. Зато я гарантирую [прозрачный отчёт / тесты гипотез / регулярную связь] и покажу цифры.</w:t>
+        <w:t>Гарантирую рабочий настроенный процесс и инструкцию. Конкретную экономию времени мы замерим вместе: [как именно считаем].</w:t>
       </w:r>
     </w:p>
     <w:p/>
@@ -60,45 +82,23 @@
     <w:p/>
     <w:p>
       <w:r>
+        <w:t>ЧТО БУДЕТ, ЕСЛИ ЧТО-ТО СЛОМАЕТСЯ?</w:t>
+      </w:r>
+    </w:p>
+    <w:p>
+      <w:r>
+        <w:t>После сдачи проекта [N дней] поддержка включена: исправлю ошибки и отвечу на вопросы. Дальше — по отдельной договорённости.</w:t>
+      </w:r>
+    </w:p>
+    <w:p/>
+    <w:p>
+      <w:r>
         <w:t>ЧТО НУЖНО ОТ МЕНЯ?</w:t>
       </w:r>
     </w:p>
     <w:p>
       <w:r>
-        <w:t>Нужны: [доступ к кабинету / материалы / бриф]. Остальное беру на себя. Бриф отправлю следующим сообщением.</w:t>
-      </w:r>
-    </w:p>
-    <w:p/>
-    <w:p>
-      <w:r>
-        <w:t>КАК ЧАСТО БУДУТ ОТЧЁТЫ?</w:t>
-      </w:r>
-    </w:p>
-    <w:p>
-      <w:r>
-        <w:t>Отчёт присылаю [раз в неделю] — кратко: расход, заявки, стоимость заявки и что меняем дальше.</w:t>
-      </w:r>
-    </w:p>
-    <w:p/>
-    <w:p>
-      <w:r>
-        <w:t>ПОЧЕМУ РЕЗУЛЬТАТА ПОКА НЕТ?</w:t>
-      </w:r>
-    </w:p>
-    <w:p>
-      <w:r>
-        <w:t>Первые [N дней] реклама обучается и идёт проверка гипотез — это нормально. Сейчас [что уже видно]. На следующей неделе планирую [что изменить].</w:t>
-      </w:r>
-    </w:p>
-    <w:p/>
-    <w:p>
-      <w:r>
-        <w:t>МОЖНО ЛИ ОТКАЗАТЬСЯ?</w:t>
-      </w:r>
-    </w:p>
-    <w:p>
-      <w:r>
-        <w:t>Да, условия расторжения прописаны в договоре: [условия]. Я предпочитаю заранее обсудить, если что-то не устраивает.</w:t>
+        <w:t>Нужны: [доступы / примеры задач / бриф]. Остальное беру на себя. Бриф отправлю следующим сообщением.</w:t>
       </w:r>
     </w:p>
     <w:sectPr>
